--- a/data/alexander/BASES_Y_DOMINIOS.docx
+++ b/data/alexander/BASES_Y_DOMINIOS.docx
@@ -161,27 +161,57 @@
     </w:p>
     <w:p>
       <w:r>
-        <w:t>PERSISTED_PAUSE_ID: PAUSA-DIA04-NOCHE-2026-08-13-RHO9-POST-INCURSION</w:t>
+        <w:rPr>
+          <w:rFonts w:ascii="Arial" w:hAnsi="Arial"/>
+          <w:b/>
+          <w:color w:val="000000"/>
+          <w:sz w:val="22"/>
+        </w:rPr>
+        <w:t>PERSISTED_PAUSE_ID: PAUSA-POST-T915-2026-08-11-RHO9-BLOQUE-UMBRAL</w:t>
       </w:r>
     </w:p>
     <w:p>
       <w:r>
-        <w:t>CHECKPOINT_ID: CHECKPOINT.ALEXANDER.D04.NOCHE.RHO9.POST-INCURSION</w:t>
+        <w:rPr>
+          <w:rFonts w:ascii="Arial" w:hAnsi="Arial"/>
+          <w:b/>
+          <w:color w:val="000000"/>
+          <w:sz w:val="22"/>
+        </w:rPr>
+        <w:t>CHECKPOINT_ID: CHECKPOINT.ALEXANDER.POST-T915.RHO9.UMBRAL-WORKBLOCK</w:t>
       </w:r>
     </w:p>
     <w:p>
       <w:r>
-        <w:t>STATE_REVISION: 9</w:t>
+        <w:rPr>
+          <w:rFonts w:ascii="Arial" w:hAnsi="Arial"/>
+          <w:b/>
+          <w:color w:val="000000"/>
+          <w:sz w:val="22"/>
+        </w:rPr>
+        <w:t>STATE_REVISION: 8</w:t>
       </w:r>
     </w:p>
     <w:p>
       <w:r>
-        <w:t>SOURCE_REVISION_ID: CAMPAIGN.ALEXANDER.NECROMUNDA.DOMAINS.D04-NIGHT-RHO9-GOVERNANCE-20260813.R1</w:t>
+        <w:rPr>
+          <w:rFonts w:ascii="Arial" w:hAnsi="Arial"/>
+          <w:b/>
+          <w:color w:val="000000"/>
+          <w:sz w:val="22"/>
+        </w:rPr>
+        <w:t>SOURCE_REVISION_ID: CAMPAIGN.ALEXANDER.NECROMUNDA.DOMAINS.TIME-INVENTORY-RECONCILIATION-20260811.R1</w:t>
       </w:r>
     </w:p>
     <w:p>
       <w:r>
-        <w:t>ÚLTIMA ACTUALIZACIÓN: Día 04, noche; Rho-9 confirmada como hogar permanente y clínica, mandato formal de seguridad delegado a Severan, bloque de personal y suministros reconciliados. Turno y hora exactos no reconciliados.</w:t>
+        <w:rPr>
+          <w:rFonts w:ascii="Arial" w:hAnsi="Arial"/>
+          <w:b/>
+          <w:color w:val="000000"/>
+          <w:sz w:val="22"/>
+        </w:rPr>
+        <w:t>ÚLTIMA ACTUALIZACIÓN: Reconciliación canónica de horario local e inventario completo de Sombra infinita: Día 04, tarde temprana; auditoría física consolidada sin avance de escena.</w:t>
       </w:r>
     </w:p>
     <w:p>
@@ -515,7 +545,7 @@
     </w:p>
     <w:p>
       <w:r>
-        <w:t>TIPO Y CONTROL: antigua estación medicae oficialmente muerta, ahora hogar permanente, clínica clandestina y base de Alexander. Sable cedió por pacto su reclamación sobre el lugar, infraestructura antigua y material preexistente sin dueño. Alexander posee control efectivo/de facto y conserva propiedad y mando estratégico; no se confirma título legal imperial.</w:t>
+        <w:t>TIPO Y CONTROL: antigua estación medicae oficialmente muerta, ahora clínica clandestina y base. Sable cedió por pacto su reclamación sobre el lugar, infraestructura antigua y material preexistente sin dueño. Alexander posee control efectivo/de facto; no se confirma título legal imperial.</w:t>
       </w:r>
     </w:p>
     <w:p>
@@ -545,12 +575,12 @@
     </w:p>
     <w:p>
       <w:r>
-        <w:t>SEGURIDAD Y ACCESOS: Rho-9 continúa cerrada al público. Severan Holt es MAESTRO DE SEGURIDAD DE RHO-9 y posee mandato formal sobre seguridad, fortificación, accesos, cerraduras, guardias y orden, con la instrucción de mantener vivos a los de Alexander y mantener fuera a extraños. Puede comprometer hasta 200 créditos por semana dentro de ese mandato; el límite no ejecuta gasto automático y cada gasto se reporta a Syra Kol. La autoridad no transfiere propiedad ni mando estratégico. La base todavía no está preparada para resistir un asalto organizado.</w:t>
+        <w:t>SEGURIDAD Y ACCESOS: Rho-9 continúa cerrada al público y sin guarnición dedicada. Las fortificaciones recientes de Sable y su ruta pactada persisten, pero no convierten su red en defensora general. Severan recibió mando operativo temporal y la orden general de seguir reparando y patrullando; no existe todavía presupuesto, compra, obra estructural o mandato específico de fortificación/rearme. La base no está preparada para resistir un asalto organizado.</w:t>
       </w:r>
     </w:p>
     <w:p>
       <w:r>
-        <w:t>PERSONAL PRESENTE AL CHECKPOINT: Severan Holt actúa como Maestro de Seguridad; Jarek Venn / Primer deudor E-12 está materializado y asignado operativamente a Severan mientras se recupera, sin convertirse en séquito; Halven Rusk supervisa clínica dentro de sus límites; Mara Veyl ayuda; Syra Kol gestiona registros e inventario; Toren atiende a Merek. Khepra-9 coopera de forma independiente y no está subordinada a Severan.</w:t>
+        <w:t>PERSONAL PRESENTE AL CHECKPOINT: Severan Holt mantiene seguridad y mando operativo temporal general; Halven Rusk supervisa C-03 dentro de sus límites; Mara Veyl ayuda; Syra Kol gestiona registros e inventario; Toren atiende a Merek. Khepra-9 regresó a Rho-9; su servidor también regresó, aunque no se confirmó que entrara después a Sombra infinita. Ninguna de estas funciones crea administración permanente ni membresía nueva del séquito.</w:t>
       </w:r>
     </w:p>
     <w:p>
@@ -573,12 +603,12 @@
     </w:p>
     <w:p>
       <w:r>
-        <w:t>AUTORIDAD DE REANUDACIÓN: presente vigente posterior a la incursión nocturna: Día 04, noche. Hora exacta y número de turno no reconciliados; no inventarlos.</w:t>
+        <w:t>AUTORIDAD DE REANUDACIÓN: presente vigente posterior a T915: Día 04, tarde temprana, ciclo local diurno. La franja operativa equivale a 12:00–16:00, sin hora exacta ni número de turno nuevo. Este bloque sustituye E-12 como escena actual sin inventar una lectura de cronómetro.</w:t>
       </w:r>
     </w:p>
     <w:p>
       <w:r>
-        <w:t>ESTADO DE APERTURA: Rho-9 tiene pacientes y personal, pero permanece cerrada al público. No anunciar apertura hasta resolver el GATE DE APERTURA CONTROLADA.</w:t>
+        <w:t>ESTADO DE APERTURA: Rho-9 tiene pacientes y personal, pero todavía no está formalmente abierta al público. No anunciar apertura hasta resolver el GATE DE APERTURA CONTROLADA.</w:t>
       </w:r>
     </w:p>
     <w:p>
@@ -598,12 +628,12 @@
     </w:p>
     <w:p>
       <w:r>
-        <w:t>INVENTARIO ARMADO — NUEVO LOTE FÍSICO CONFIRMADO / PERFILES PENDIENTES: la incursión nocturna añadió cuatro pistolas, cinco armas largas, una pistola pequeña, 96 cartuchos compatibles con pistola de servicio de 12, 120 cartuchos compatibles con carabina de 24, doce cargadores iniciales y otros lotes de munición/cargadores. Los perfiles y clasificaciones detalladas del lote nocturno no son ACTIVE hasta reconciliación mecánica; no convertir datos provisionales en capacidad defensiva automática.</w:t>
+        <w:t>INVENTARIO ARMADO — AUDITORÍA ABIERTA: Syra Kol está clasificando armas y munición. Las existencias confirmadas en la conversación son insuficientes para armar a más personal. Khepra-9 mencionó cuatro unidades de munición sólida sin asignar; tipo, calibre, capacidad y equivalencia exactos no están conciliados. No convertir esas cuatro unidades en cargadores, armas ni disparos sin verificación.</w:t>
       </w:r>
     </w:p>
     <w:p>
       <w:r>
-        <w:t>DELEGACIÓN DE SEGURIDAD — ESPECÍFICA ACTIVA: Alexander designó formalmente a Severan Holt como Maestro de Seguridad de Rho-9. Mandato: seguridad, fortificación, accesos, cerraduras, guardias y orden; prioridad: mantener vivos a los de Alexander y mantener fuera a extraños. CAP DE GASTO AUTÓNOMO: hasta 200 créditos/semana, sin gasto automático; todo gasto se reporta a Syra Kol. Khepra-9 continúa independiente y fuera de su cadena de mando. Severan no es administrador general.</w:t>
+        <w:t>DELEGACIÓN DE SEGURIDAD — GENERAL ACTIVA / ESPECÍFICA PENDIENTE: Alexander dejó a Severan a cargo y le ordenó seguir arreglando el lugar, lo que confirma rondas, reparaciones ordinarias y mando operativo temporal. La seguridad seria, fortificación, rearme, presupuesto y obras concretas siguen pendientes de una orden y asignación de recursos de Alexander. Severan no es administrador general permanente.</w:t>
       </w:r>
     </w:p>
     <w:p>
@@ -626,7 +656,7 @@
     </w:p>
     <w:p>
       <w:r>
-        <w:t>CAPA A — ACCESO Y CONTROL: R-01 Recepción es el punto funcional de admisión. El acceso principal y su geometría interior no están completamente cartografiados. Existe una ruta posterior de tránsito reservada por pacto a Sable y sus designados. Además se confirmó una puerta posterior en el bloque de personal: cierra, no está asegurada y conduce a escaleras descendentes cuyos niveles inferiores siguen sin explorar.</w:t>
+        <w:t>CAPA A — ACCESO Y CONTROL: R-01 Recepción es el punto funcional de admisión. El acceso principal y su geometría interior no están cartografiados. Existe una ruta posterior de tránsito reservada por pacto a Sable y sus designados; su punto exacto de enlace y sus cierres no están documentados.</w:t>
       </w:r>
     </w:p>
     <w:p>
@@ -646,7 +676,7 @@
     </w:p>
     <w:p>
       <w:r>
-        <w:t>CAPA E — LOGÍSTICA, MANDO Y BLOQUE DE PERSONAL: A-01 y A-02 Almacenes; ADM-01 Administración. Bloque de personal confirmado: cuatro habitaciones pequeñas y una sala común grande; dos catres metálicos; dos habitaciones mayormente vacías. El bloque no tiene energía confirmada; agua no comprobada y saneamiento no verificado. No genera producción o ingresos por sí solo.</w:t>
+        <w:t>CAPA E — LOGÍSTICA Y MANDO: A-01 y A-02 Almacenes; ADM-01 Administración. Sus volúmenes, cierres, ocupación real y conexiones internas no están inventariados. No generan producción o ingresos por sí solos.</w:t>
       </w:r>
     </w:p>
     <w:p>
@@ -656,7 +686,7 @@
     </w:p>
     <w:p>
       <w:r>
-        <w:t>CAPA G — SUBNIVELES: una escalera descendente detrás de la puerta posterior del bloque de personal continúa hacia niveles no explorados. Severan y Jarek solo confirmaron que sigue bajando. Hasta reconocimiento confirmado, no asignar habitaciones, accesos adicionales, población, producción, amenazas concretas ni capacidad.</w:t>
+        <w:t>CAPA G — SUBNIVELES: Sectores parcialmente sin mapear. Hasta una inspección confirmada, no se les asignan habitaciones, accesos, población, producción, amenazas concretas ni capacidad adicional.</w:t>
       </w:r>
     </w:p>
     <w:p>
@@ -739,24 +769,12 @@
     </w:p>
     <w:p>
       <w:r>
-        <w:t>PERSONAL Y SEGURIDAD — CORTE VIGENTE DÍA 04 NOCHE: 0 administrador general formal. Severan es Maestro de Seguridad con mandato específico; Jarek Venn está asignado operativamente a él pero continúa débil y no debe contarse como guardia plenamente disponible sin recuperación. Halven supervisa clínica, Mara ayuda, Syra custodia registros/inventario y Khepra coopera de forma independiente. El nuevo arsenal existe físicamente, pero perfiles, distribución y dotación todavía no convierten a Rho-9 en una guarnición ampliada.</w:t>
+        <w:t>PERSONAL Y SEGURIDAD — CORTE VIGENTE POST-T915: 0 administrador general formal y 0 guarnición dedicada. Severan ejerce guardia, mando temporal y reparaciones ordinarias. Halven supervisa clínica, Mara ayuda, Syra custodia el inventario consolidado, Toren atiende a Merek y Khepra está presente. La auditoría física terminó, pero la munición disponible sigue sin bastar para ampliar la guardia.</w:t>
       </w:r>
     </w:p>
     <w:p>
       <w:r>
         <w:t>CUELLO DE BOTELLA PRINCIPAL: la cifra de 11 posiciones está limitada por agua segura, esterilización, energía estable, ventilación, frío, personal, inventario y defensa. El DJ no debe convertir 10 huecos vacíos en 10 plazas clínicas plenamente funcionales sin resolver esos requisitos.</w:t>
-      </w:r>
-    </w:p>
-    <w:p>
-      <w:pPr/>
-      <w:r>
-        <w:t>SUMINISTROS DE SUBSISTENCIA — CORTE VIGENTE: 24 raciones comunes; 10 raciones militares; 9 raciones médicas; 5 raciones de alta nutrición; 16 botellas de agua de 1 L. Las entregas a Mara (2 comunes + 2 aguas) y Syra (1 común + 2 aguas) ya están descontadas.</w:t>
-      </w:r>
-    </w:p>
-    <w:p>
-      <w:pPr/>
-      <w:r>
-        <w:t>ESTADO DEL BLOQUE DE PERSONAL: 4 habitaciones pequeñas + 1 sala común grande; 2 catres metálicos; 2 habitaciones mayormente vacías; sin energía confirmada; agua no comprobada; saneamiento no verificado; puerta posterior cerrable pero no asegurada hacia escaleras descendentes no exploradas.</w:t>
       </w:r>
     </w:p>
     <w:p>
@@ -804,12 +822,12 @@
     </w:p>
     <w:p>
       <w:r>
-        <w:t>IMPROVEMENT-RHO9-07 — DOTACIÓN Y TURNOS | PRIORIDAD ALTA | ESTADO PARCIAL: el responsable de seguridad y su mandato específico están CUMPLIDOS mediante Severan Holt. Permanecen pendientes dotación suficiente, turnos, disponibilidad médica/mantenimiento/limpieza/guardia, remuneración y sustituciones. Jarek está asignado operativamente a Severan, pero su estado débil impide contarlo automáticamente como guardia efectivo. La delegación no transfiere propiedad ni mando estratégico.</w:t>
+        <w:t>IMPROVEMENT-RHO9-07 — DOTACIÓN Y TURNOS | PRIORIDAD ALTA | PROPUESTA NO ADQUIRIDA: designar supervisor, personal medicae, mantenimiento, limpieza y guardia; fijar turnos, autoridad, remuneración, lealtad y sustituciones. Si Alexander delega seguridad en Severan, debe definir mandato, recursos y límites; la delegación no transfiere propiedad ni mando estratégico. Potencial: convertir infraestructura vacía en servicio sostenido. Ningún personaje presente queda asignado automáticamente.</w:t>
       </w:r>
     </w:p>
     <w:p>
       <w:r>
-        <w:t>IMPROVEMENT-RHO9-08 — TALLER TÉCNICO DE KHEPRA | PRIORIDAD MEDIA | PROPUESTA: completar inspección y formalización del sector técnico, asegurar energía, ventilación y almacenamiento y definir alcance de trabajo. Khepra mantiene cooperación permanente en principio, custodia técnica y derecho de uso sobre piezas mecánicas, pero continúa fuera del séquito y no subordinada a Severan. No genera producción, ingresos ni propiedad sin resolución expresa.</w:t>
+        <w:t>IMPROVEMENT-RHO9-08 — TALLER TÉCNICO DE KHEPRA | PRIORIDAD MEDIA | PROPUESTA: completar inspección del sector inferior, sanearlo, asegurar energía, ventilación y almacenamiento, y formalizar alcance de trabajo. Potencial: mantenimiento y reparación local. No genera producción, ingresos ni propiedad para Khepra sin pacto explícito.</w:t>
       </w:r>
     </w:p>
     <w:p>
@@ -819,7 +837,7 @@
     </w:p>
     <w:p>
       <w:r>
-        <w:t>IMPROVEMENT-RHO9-10 — LOGÍSTICA CLANDESTINA Y CONTROL DE INVENTARIO | ESTADO PARCIAL: la reconciliación INV.ALEXANDER.UMBRAL.POST-T915.R1 sigue cerrada para el inventario anterior. El lote físico de la incursión nocturna está registrado, pero sus perfiles detallados, cargadores especiales y clasificación completa de munición permanecen pendientes de reconciliación ACTIVE. Los mínimos de reposición, recepción discreta y depósitos materiales A-01/A-02 siguen propuestos. No crea ingresos, guarnición ni bonificación defensiva automática.</w:t>
+        <w:t>IMPROVEMENT-RHO9-10 — LOGÍSTICA CLANDESTINA Y CONTROL DE INVENTARIO | ESTADO PARCIAL: la clasificación de propiedad, armas, perfiles, munición, medicina, herramientas y biobanco está COMPLETADA mediante INV.ALEXANDER.UMBRAL.POST-T915.R1. Permanecen PROPUESTOS los mínimos de reposición, recepción discreta y depósitos materiales A-01/A-02. Efecto actual: elimina datos faltantes de inventario; no crea munición, ingresos, guarnición ni bonificación defensiva.</w:t>
       </w:r>
     </w:p>
     <w:p>
@@ -834,7 +852,7 @@
     </w:p>
     <w:p>
       <w:r>
-        <w:t>GATE DE APERTURA CONTROLADA — NO CUMPLIDO: INVENTARIO/PERFILES ANTERIORES = CUMPLIDOS; RESPONSABLE DE SEGURIDAD Y MANDATO = CUMPLIDOS. Permanecen pendientes seguridad exterior material, control de acceso efectivo, punto de detención de visitantes armados, recepción protegida, evacuación interna, aislamiento/cuarentena certificado, agua segura, esterilización y demás soporte operativo. Todo gasto de Severan debe respetar su cap y registrarse; ninguna obra se considera ejecutada solo por existir el mandato.</w:t>
+        <w:t>GATE DE APERTURA CONTROLADA — NO CUMPLIDO: INVENTARIO Y PERFILES = CUMPLIDOS. Permanecen pendientes seguridad exterior, control de acceso, punto de detención de visitantes armados, recepción que no exponga la sala medicae, negociación protegida, evacuación interna, aislamiento/cuarentena certificado y responsable de seguridad con mandato específico. Todo gasto, obra o delegación requiere decisión de Alexander.</w:t>
       </w:r>
     </w:p>
     <w:p>
@@ -847,7 +865,7 @@
     </w:p>
     <w:p>
       <w:r>
-        <w:t>FARMACIA E INVENTARIO CLÍNICO: la auditoría anterior de Syra para medicina, herramientas y biobanco permanece COMPLETADA mediante INV.ALEXANDER.UMBRAL.POST-T915.R1. La reserva de Santa Misericordia conserva cantidades y ubicaciones verificadas. El nuevo lote armado nocturno es posterior a esa reconciliación: existe físicamente, pero sus perfiles y clasificaciones provisionales no son ACTIVE hasta revisión específica.</w:t>
+        <w:t>FARMACIA E INVENTARIO: AUDITORÍA COMPLETADA. Syra consolidó INV.ALEXANDER.UMBRAL.POST-T915.R1 con cantidades, perfiles, condición y ubicación. La reserva de Santa Misericordia comprende equipo medicae avanzado, fármacos, vendajes y consumibles; parte está desplegada en Q-01/E-01/F-02 y el resto preservado en Sombra infinita. Los tres paquetes desconocidos continúan en cuarentena, pero su cantidad y ubicación están verificadas.</w:t>
       </w:r>
     </w:p>
     <w:p>
@@ -862,17 +880,17 @@
     </w:p>
     <w:p>
       <w:r>
-        <w:t>SEGURIDAD MATERIAL: el mandato formal de Severan está activo, pero obras, compras, distribución del arsenal y fortificaciones concretas no se ejecutan automáticamente. Siguen siendo necesarias defensa por capas, accesos bloqueables, recepción protegida, negociación sin exponer pacientes y ruta interna de evacuación. El lote nocturno mejora el inventario potencial, no crea por sí solo una guardia equipada.</w:t>
+        <w:t>SEGURIDAD MATERIAL: las armas y munición conocidas no bastan para ampliar una guardia. Son necesarias defensa por capas, accesos bloqueables, recepción protegida, negociación sin exponer pacientes y una ruta interna de evacuación. No declarar compras, fortificaciones, taller operativo o apertura sin resolución y persistencia posteriores.</w:t>
       </w:r>
     </w:p>
     <w:p>
       <w:r>
-        <w:t>PAUSE_ID: PAUSA-DIA04-NOCHE-2026-08-13-RHO9-POST-INCURSION</w:t>
+        <w:t>PAUSE_ID: PAUSA-POST-T915-2026-08-11-RHO9-BLOQUE-UMBRAL</w:t>
       </w:r>
     </w:p>
     <w:p>
       <w:r>
-        <w:t>CHECKPOINT_ID: CHECKPOINT.ALEXANDER.D04.NOCHE.RHO9.POST-INCURSION</w:t>
+        <w:t>CHECKPOINT_ID: CHECKPOINT.ALEXANDER.POST-T915.RHO9.UMBRAL-WORKBLOCK</w:t>
       </w:r>
     </w:p>
     <w:sectPr>
